--- a/livraison/OpenNAT Crédits, dossier de soumission au Biodiversity Standard Council.docx
+++ b/livraison/OpenNAT Crédits, dossier de soumission au Biodiversity Standard Council.docx
@@ -91,7 +91,7 @@
           <w:rFonts w:ascii="Calibri" w:hAnsi="Calibri"/>
           <w:sz w:val="20"/>
         </w:rPr>
-        <w:t>NORMATYS demande au conseil de valider la méthode OpenNAT Crédits, version 1, ses 18 conventions de la famille X et son volet « méthode de calcul du gain des sites France Crédits Biodiversité ». La méthode ne modifie aucun calcul d'OpenNAT 1 : elle les applique à quatre états du site (initial, projet, scénario de référence, variante d'obligations) et aux états relevés sur le terrain, puis compare leurs résultats pour mesurer un gain créditable.</w:t>
+        <w:t>NORMATYS demande au conseil de valider la méthode OpenNAT Crédits, version 1, ses 19 conventions de la famille X et son volet « méthode de calcul du gain des sites France Crédits Biodiversité ». La méthode ne modifie aucun calcul d'OpenNAT 1 : elle les applique à quatre états du site (initial, projet, scénario de référence, variante d'obligations) et aux états relevés sur le terrain, puis compare leurs résultats pour mesurer un gain créditable.</w:t>
       </w:r>
     </w:p>
     <w:p>
@@ -222,10 +222,10 @@
         <w:tblLayout w:type="fixed"/>
       </w:tblPr>
       <w:tblGrid>
-        <w:gridCol w:w="752"/>
-        <w:gridCol w:w="3039"/>
-        <w:gridCol w:w="1504"/>
-        <w:gridCol w:w="4342"/>
+        <w:gridCol w:w="858"/>
+        <w:gridCol w:w="3003"/>
+        <w:gridCol w:w="1486"/>
+        <w:gridCol w:w="4290"/>
       </w:tblGrid>
       <w:tr>
         <w:trPr>
@@ -234,7 +234,7 @@
         </w:trPr>
         <w:tc>
           <w:tcPr>
-            <w:tcW w:type="dxa" w:w="752"/>
+            <w:tcW w:type="dxa" w:w="858"/>
             <w:vAlign w:val="center"/>
             <w:shd w:val="clear" w:color="auto" w:fill="202335"/>
           </w:tcPr>
@@ -256,7 +256,7 @@
         </w:tc>
         <w:tc>
           <w:tcPr>
-            <w:tcW w:type="dxa" w:w="3039"/>
+            <w:tcW w:type="dxa" w:w="3003"/>
             <w:vAlign w:val="center"/>
             <w:shd w:val="clear" w:color="auto" w:fill="202335"/>
           </w:tcPr>
@@ -278,7 +278,7 @@
         </w:tc>
         <w:tc>
           <w:tcPr>
-            <w:tcW w:type="dxa" w:w="1504"/>
+            <w:tcW w:type="dxa" w:w="1486"/>
             <w:vAlign w:val="center"/>
             <w:shd w:val="clear" w:color="auto" w:fill="202335"/>
           </w:tcPr>
@@ -300,7 +300,7 @@
         </w:tc>
         <w:tc>
           <w:tcPr>
-            <w:tcW w:type="dxa" w:w="4342"/>
+            <w:tcW w:type="dxa" w:w="4290"/>
             <w:vAlign w:val="center"/>
             <w:shd w:val="clear" w:color="auto" w:fill="202335"/>
           </w:tcPr>
@@ -327,7 +327,7 @@
         </w:trPr>
         <w:tc>
           <w:tcPr>
-            <w:tcW w:type="dxa" w:w="752"/>
+            <w:tcW w:type="dxa" w:w="858"/>
             <w:vAlign w:val="center"/>
           </w:tcPr>
           <w:p>
@@ -346,7 +346,7 @@
         </w:tc>
         <w:tc>
           <w:tcPr>
-            <w:tcW w:type="dxa" w:w="3039"/>
+            <w:tcW w:type="dxa" w:w="3003"/>
             <w:vAlign w:val="center"/>
           </w:tcPr>
           <w:p>
@@ -365,7 +365,7 @@
         </w:tc>
         <w:tc>
           <w:tcPr>
-            <w:tcW w:type="dxa" w:w="1504"/>
+            <w:tcW w:type="dxa" w:w="1486"/>
             <w:vAlign w:val="center"/>
           </w:tcPr>
           <w:p>
@@ -384,7 +384,7 @@
         </w:tc>
         <w:tc>
           <w:tcPr>
-            <w:tcW w:type="dxa" w:w="4342"/>
+            <w:tcW w:type="dxa" w:w="4290"/>
             <w:vAlign w:val="center"/>
           </w:tcPr>
           <w:p>
@@ -408,7 +408,7 @@
         </w:trPr>
         <w:tc>
           <w:tcPr>
-            <w:tcW w:type="dxa" w:w="752"/>
+            <w:tcW w:type="dxa" w:w="858"/>
             <w:vAlign w:val="center"/>
           </w:tcPr>
           <w:p>
@@ -427,7 +427,7 @@
         </w:tc>
         <w:tc>
           <w:tcPr>
-            <w:tcW w:type="dxa" w:w="3039"/>
+            <w:tcW w:type="dxa" w:w="3003"/>
             <w:vAlign w:val="center"/>
           </w:tcPr>
           <w:p>
@@ -446,7 +446,7 @@
         </w:tc>
         <w:tc>
           <w:tcPr>
-            <w:tcW w:type="dxa" w:w="1504"/>
+            <w:tcW w:type="dxa" w:w="1486"/>
             <w:vAlign w:val="center"/>
           </w:tcPr>
           <w:p>
@@ -465,7 +465,7 @@
         </w:tc>
         <w:tc>
           <w:tcPr>
-            <w:tcW w:type="dxa" w:w="4342"/>
+            <w:tcW w:type="dxa" w:w="4290"/>
             <w:vAlign w:val="center"/>
           </w:tcPr>
           <w:p>
@@ -489,7 +489,7 @@
         </w:trPr>
         <w:tc>
           <w:tcPr>
-            <w:tcW w:type="dxa" w:w="752"/>
+            <w:tcW w:type="dxa" w:w="858"/>
             <w:vAlign w:val="center"/>
           </w:tcPr>
           <w:p>
@@ -508,7 +508,7 @@
         </w:tc>
         <w:tc>
           <w:tcPr>
-            <w:tcW w:type="dxa" w:w="3039"/>
+            <w:tcW w:type="dxa" w:w="3003"/>
             <w:vAlign w:val="center"/>
           </w:tcPr>
           <w:p>
@@ -527,7 +527,7 @@
         </w:tc>
         <w:tc>
           <w:tcPr>
-            <w:tcW w:type="dxa" w:w="1504"/>
+            <w:tcW w:type="dxa" w:w="1486"/>
             <w:vAlign w:val="center"/>
           </w:tcPr>
           <w:p>
@@ -546,7 +546,7 @@
         </w:tc>
         <w:tc>
           <w:tcPr>
-            <w:tcW w:type="dxa" w:w="4342"/>
+            <w:tcW w:type="dxa" w:w="4290"/>
             <w:vAlign w:val="center"/>
           </w:tcPr>
           <w:p>
@@ -570,7 +570,7 @@
         </w:trPr>
         <w:tc>
           <w:tcPr>
-            <w:tcW w:type="dxa" w:w="752"/>
+            <w:tcW w:type="dxa" w:w="858"/>
             <w:vAlign w:val="center"/>
           </w:tcPr>
           <w:p>
@@ -589,7 +589,7 @@
         </w:tc>
         <w:tc>
           <w:tcPr>
-            <w:tcW w:type="dxa" w:w="3039"/>
+            <w:tcW w:type="dxa" w:w="3003"/>
             <w:vAlign w:val="center"/>
           </w:tcPr>
           <w:p>
@@ -608,7 +608,7 @@
         </w:tc>
         <w:tc>
           <w:tcPr>
-            <w:tcW w:type="dxa" w:w="1504"/>
+            <w:tcW w:type="dxa" w:w="1486"/>
             <w:vAlign w:val="center"/>
           </w:tcPr>
           <w:p>
@@ -627,7 +627,7 @@
         </w:tc>
         <w:tc>
           <w:tcPr>
-            <w:tcW w:type="dxa" w:w="4342"/>
+            <w:tcW w:type="dxa" w:w="4290"/>
             <w:vAlign w:val="center"/>
           </w:tcPr>
           <w:p>
@@ -651,7 +651,7 @@
         </w:trPr>
         <w:tc>
           <w:tcPr>
-            <w:tcW w:type="dxa" w:w="752"/>
+            <w:tcW w:type="dxa" w:w="858"/>
             <w:vAlign w:val="center"/>
           </w:tcPr>
           <w:p>
@@ -670,7 +670,7 @@
         </w:tc>
         <w:tc>
           <w:tcPr>
-            <w:tcW w:type="dxa" w:w="3039"/>
+            <w:tcW w:type="dxa" w:w="3003"/>
             <w:vAlign w:val="center"/>
           </w:tcPr>
           <w:p>
@@ -689,7 +689,7 @@
         </w:tc>
         <w:tc>
           <w:tcPr>
-            <w:tcW w:type="dxa" w:w="1504"/>
+            <w:tcW w:type="dxa" w:w="1486"/>
             <w:vAlign w:val="center"/>
           </w:tcPr>
           <w:p>
@@ -708,7 +708,7 @@
         </w:tc>
         <w:tc>
           <w:tcPr>
-            <w:tcW w:type="dxa" w:w="4342"/>
+            <w:tcW w:type="dxa" w:w="4290"/>
             <w:vAlign w:val="center"/>
           </w:tcPr>
           <w:p>
@@ -732,7 +732,7 @@
         </w:trPr>
         <w:tc>
           <w:tcPr>
-            <w:tcW w:type="dxa" w:w="752"/>
+            <w:tcW w:type="dxa" w:w="858"/>
             <w:vAlign w:val="center"/>
           </w:tcPr>
           <w:p>
@@ -751,7 +751,7 @@
         </w:tc>
         <w:tc>
           <w:tcPr>
-            <w:tcW w:type="dxa" w:w="3039"/>
+            <w:tcW w:type="dxa" w:w="3003"/>
             <w:vAlign w:val="center"/>
           </w:tcPr>
           <w:p>
@@ -770,7 +770,7 @@
         </w:tc>
         <w:tc>
           <w:tcPr>
-            <w:tcW w:type="dxa" w:w="1504"/>
+            <w:tcW w:type="dxa" w:w="1486"/>
             <w:vAlign w:val="center"/>
           </w:tcPr>
           <w:p>
@@ -789,7 +789,7 @@
         </w:tc>
         <w:tc>
           <w:tcPr>
-            <w:tcW w:type="dxa" w:w="4342"/>
+            <w:tcW w:type="dxa" w:w="4290"/>
             <w:vAlign w:val="center"/>
           </w:tcPr>
           <w:p>
@@ -813,7 +813,7 @@
         </w:trPr>
         <w:tc>
           <w:tcPr>
-            <w:tcW w:type="dxa" w:w="752"/>
+            <w:tcW w:type="dxa" w:w="858"/>
             <w:vAlign w:val="center"/>
           </w:tcPr>
           <w:p>
@@ -832,7 +832,7 @@
         </w:tc>
         <w:tc>
           <w:tcPr>
-            <w:tcW w:type="dxa" w:w="3039"/>
+            <w:tcW w:type="dxa" w:w="3003"/>
             <w:vAlign w:val="center"/>
           </w:tcPr>
           <w:p>
@@ -851,7 +851,7 @@
         </w:tc>
         <w:tc>
           <w:tcPr>
-            <w:tcW w:type="dxa" w:w="1504"/>
+            <w:tcW w:type="dxa" w:w="1486"/>
             <w:vAlign w:val="center"/>
           </w:tcPr>
           <w:p>
@@ -870,7 +870,7 @@
         </w:tc>
         <w:tc>
           <w:tcPr>
-            <w:tcW w:type="dxa" w:w="4342"/>
+            <w:tcW w:type="dxa" w:w="4290"/>
             <w:vAlign w:val="center"/>
           </w:tcPr>
           <w:p>
@@ -894,7 +894,7 @@
         </w:trPr>
         <w:tc>
           <w:tcPr>
-            <w:tcW w:type="dxa" w:w="752"/>
+            <w:tcW w:type="dxa" w:w="858"/>
             <w:vAlign w:val="center"/>
           </w:tcPr>
           <w:p>
@@ -913,7 +913,7 @@
         </w:tc>
         <w:tc>
           <w:tcPr>
-            <w:tcW w:type="dxa" w:w="3039"/>
+            <w:tcW w:type="dxa" w:w="3003"/>
             <w:vAlign w:val="center"/>
           </w:tcPr>
           <w:p>
@@ -932,7 +932,7 @@
         </w:tc>
         <w:tc>
           <w:tcPr>
-            <w:tcW w:type="dxa" w:w="1504"/>
+            <w:tcW w:type="dxa" w:w="1486"/>
             <w:vAlign w:val="center"/>
           </w:tcPr>
           <w:p>
@@ -951,7 +951,7 @@
         </w:tc>
         <w:tc>
           <w:tcPr>
-            <w:tcW w:type="dxa" w:w="4342"/>
+            <w:tcW w:type="dxa" w:w="4290"/>
             <w:vAlign w:val="center"/>
           </w:tcPr>
           <w:p>
@@ -975,11 +975,12 @@
         </w:trPr>
         <w:tc>
           <w:tcPr>
-            <w:tcW w:type="dxa" w:w="752"/>
+            <w:tcW w:type="dxa" w:w="858"/>
             <w:vAlign w:val="center"/>
           </w:tcPr>
           <w:p>
             <w:pPr>
+              <w:keepNext/>
               <w:spacing w:before="79" w:after="79" w:line="276" w:lineRule="auto"/>
             </w:pPr>
             <w:r>
@@ -993,11 +994,12 @@
         </w:tc>
         <w:tc>
           <w:tcPr>
-            <w:tcW w:type="dxa" w:w="3039"/>
+            <w:tcW w:type="dxa" w:w="3003"/>
             <w:vAlign w:val="center"/>
           </w:tcPr>
           <w:p>
             <w:pPr>
+              <w:keepNext/>
               <w:spacing w:before="79" w:after="79" w:line="276" w:lineRule="auto"/>
             </w:pPr>
             <w:r>
@@ -1011,11 +1013,12 @@
         </w:tc>
         <w:tc>
           <w:tcPr>
-            <w:tcW w:type="dxa" w:w="1504"/>
+            <w:tcW w:type="dxa" w:w="1486"/>
             <w:vAlign w:val="center"/>
           </w:tcPr>
           <w:p>
             <w:pPr>
+              <w:keepNext/>
               <w:spacing w:before="79" w:after="79" w:line="276" w:lineRule="auto"/>
             </w:pPr>
             <w:r>
@@ -1029,7 +1032,31 @@
         </w:tc>
         <w:tc>
           <w:tcPr>
-            <w:tcW w:type="dxa" w:w="4342"/>
+            <w:tcW w:type="dxa" w:w="4290"/>
+            <w:vAlign w:val="center"/>
+          </w:tcPr>
+          <w:p>
+            <w:pPr>
+              <w:keepNext/>
+              <w:spacing w:before="79" w:after="79" w:line="276" w:lineRule="auto"/>
+            </w:pPr>
+            <w:r>
+              <w:rPr>
+                <w:rFonts w:ascii="Calibri" w:hAnsi="Calibri"/>
+                <w:sz w:val="20"/>
+              </w:rPr>
+              <w:t>validé comme méthode de calcul proposée aux opérateurs, sans création de crédits OpenNAT sur ces sites</w:t>
+            </w:r>
+          </w:p>
+        </w:tc>
+      </w:tr>
+      <w:tr>
+        <w:trPr>
+          <w:cantSplit/>
+        </w:trPr>
+        <w:tc>
+          <w:tcPr>
+            <w:tcW w:type="dxa" w:w="858"/>
             <w:vAlign w:val="center"/>
           </w:tcPr>
           <w:p>
@@ -1041,7 +1068,61 @@
                 <w:rFonts w:ascii="Calibri" w:hAnsi="Calibri"/>
                 <w:sz w:val="20"/>
               </w:rPr>
-              <w:t>validé comme méthode de calcul proposée aux opérateurs, sans création de crédits OpenNAT sur ces sites</w:t>
+              <w:t>DC10</w:t>
+            </w:r>
+          </w:p>
+        </w:tc>
+        <w:tc>
+          <w:tcPr>
+            <w:tcW w:type="dxa" w:w="3003"/>
+            <w:vAlign w:val="center"/>
+          </w:tcPr>
+          <w:p>
+            <w:pPr>
+              <w:spacing w:before="79" w:after="79" w:line="276" w:lineRule="auto"/>
+            </w:pPr>
+            <w:r>
+              <w:rPr>
+                <w:rFonts w:ascii="Calibri" w:hAnsi="Calibri"/>
+                <w:sz w:val="20"/>
+              </w:rPr>
+              <w:t>Difficulté de création dans les crédits</w:t>
+            </w:r>
+          </w:p>
+        </w:tc>
+        <w:tc>
+          <w:tcPr>
+            <w:tcW w:type="dxa" w:w="1486"/>
+            <w:vAlign w:val="center"/>
+          </w:tcPr>
+          <w:p>
+            <w:pPr>
+              <w:spacing w:before="79" w:after="79" w:line="276" w:lineRule="auto"/>
+            </w:pPr>
+            <w:r>
+              <w:rPr>
+                <w:rFonts w:ascii="Calibri" w:hAnsi="Calibri"/>
+                <w:sz w:val="20"/>
+              </w:rPr>
+              <w:t>C-X19</w:t>
+            </w:r>
+          </w:p>
+        </w:tc>
+        <w:tc>
+          <w:tcPr>
+            <w:tcW w:type="dxa" w:w="4290"/>
+            <w:vAlign w:val="center"/>
+          </w:tcPr>
+          <w:p>
+            <w:pPr>
+              <w:spacing w:before="79" w:after="79" w:line="276" w:lineRule="auto"/>
+            </w:pPr>
+            <w:r>
+              <w:rPr>
+                <w:rFonts w:ascii="Calibri" w:hAnsi="Calibri"/>
+                <w:sz w:val="20"/>
+              </w:rPr>
+              <w:t>neutralisée : le risque d'échec est porté par le constat avant émission et la réserve</w:t>
             </w:r>
           </w:p>
         </w:tc>

--- a/livraison/OpenNAT Crédits, dossier de soumission au Biodiversity Standard Council.docx
+++ b/livraison/OpenNAT Crédits, dossier de soumission au Biodiversity Standard Council.docx
@@ -4,49 +4,8 @@
   <w:body>
     <w:p>
       <w:pPr>
-        <w:keepNext/>
-        <w:spacing w:before="0" w:after="113"/>
-        <w:jc w:val="center"/>
-      </w:pPr>
-      <w:r>
-        <w:drawing>
-          <wp:inline xmlns:a="http://schemas.openxmlformats.org/drawingml/2006/main" xmlns:pic="http://schemas.openxmlformats.org/drawingml/2006/picture">
-            <wp:extent cx="1800000" cy="407571"/>
-            <wp:docPr id="1" name="Picture 1"/>
-            <wp:cNvGraphicFramePr>
-              <a:graphicFrameLocks noChangeAspect="1"/>
-            </wp:cNvGraphicFramePr>
-            <a:graphic>
-              <a:graphicData uri="http://schemas.openxmlformats.org/drawingml/2006/picture">
-                <pic:pic>
-                  <pic:nvPicPr>
-                    <pic:cNvPr id="0" name="opennat_logo.png"/>
-                    <pic:cNvPicPr/>
-                  </pic:nvPicPr>
-                  <pic:blipFill>
-                    <a:blip r:embed="rId13"/>
-                    <a:stretch>
-                      <a:fillRect/>
-                    </a:stretch>
-                  </pic:blipFill>
-                  <pic:spPr>
-                    <a:xfrm>
-                      <a:off x="0" y="0"/>
-                      <a:ext cx="1800000" cy="407571"/>
-                    </a:xfrm>
-                    <a:prstGeom prst="rect"/>
-                  </pic:spPr>
-                </pic:pic>
-              </a:graphicData>
-            </a:graphic>
-          </wp:inline>
-        </w:drawing>
-      </w:r>
-    </w:p>
-    <w:p>
-      <w:pPr>
         <w:pStyle w:val="Title"/>
-        <w:spacing w:before="113" w:after="340"/>
+        <w:spacing w:before="227" w:after="340"/>
       </w:pPr>
       <w:r>
         <w:rPr>
@@ -240,7 +199,6 @@
           </w:tcPr>
           <w:p>
             <w:pPr>
-              <w:keepNext/>
               <w:spacing w:before="79" w:after="79" w:line="276" w:lineRule="auto"/>
             </w:pPr>
             <w:r>
@@ -262,7 +220,6 @@
           </w:tcPr>
           <w:p>
             <w:pPr>
-              <w:keepNext/>
               <w:spacing w:before="79" w:after="79" w:line="276" w:lineRule="auto"/>
             </w:pPr>
             <w:r>
@@ -284,7 +241,6 @@
           </w:tcPr>
           <w:p>
             <w:pPr>
-              <w:keepNext/>
               <w:spacing w:before="79" w:after="79" w:line="276" w:lineRule="auto"/>
             </w:pPr>
             <w:r>
@@ -306,7 +262,6 @@
           </w:tcPr>
           <w:p>
             <w:pPr>
-              <w:keepNext/>
               <w:spacing w:before="79" w:after="79" w:line="276" w:lineRule="auto"/>
             </w:pPr>
             <w:r>
@@ -332,7 +287,6 @@
           </w:tcPr>
           <w:p>
             <w:pPr>
-              <w:keepNext/>
               <w:spacing w:before="79" w:after="79" w:line="276" w:lineRule="auto"/>
             </w:pPr>
             <w:r>
@@ -351,7 +305,6 @@
           </w:tcPr>
           <w:p>
             <w:pPr>
-              <w:keepNext/>
               <w:spacing w:before="79" w:after="79" w:line="276" w:lineRule="auto"/>
             </w:pPr>
             <w:r>
@@ -370,7 +323,6 @@
           </w:tcPr>
           <w:p>
             <w:pPr>
-              <w:keepNext/>
               <w:spacing w:before="79" w:after="79" w:line="276" w:lineRule="auto"/>
             </w:pPr>
             <w:r>
@@ -389,7 +341,6 @@
           </w:tcPr>
           <w:p>
             <w:pPr>
-              <w:keepNext/>
               <w:spacing w:before="79" w:after="79" w:line="276" w:lineRule="auto"/>
             </w:pPr>
             <w:r>
@@ -413,7 +364,6 @@
           </w:tcPr>
           <w:p>
             <w:pPr>
-              <w:keepNext/>
               <w:spacing w:before="79" w:after="79" w:line="276" w:lineRule="auto"/>
             </w:pPr>
             <w:r>
@@ -432,7 +382,6 @@
           </w:tcPr>
           <w:p>
             <w:pPr>
-              <w:keepNext/>
               <w:spacing w:before="79" w:after="79" w:line="276" w:lineRule="auto"/>
             </w:pPr>
             <w:r>
@@ -451,7 +400,6 @@
           </w:tcPr>
           <w:p>
             <w:pPr>
-              <w:keepNext/>
               <w:spacing w:before="79" w:after="79" w:line="276" w:lineRule="auto"/>
             </w:pPr>
             <w:r>
@@ -470,7 +418,6 @@
           </w:tcPr>
           <w:p>
             <w:pPr>
-              <w:keepNext/>
               <w:spacing w:before="79" w:after="79" w:line="276" w:lineRule="auto"/>
             </w:pPr>
             <w:r>
@@ -494,7 +441,6 @@
           </w:tcPr>
           <w:p>
             <w:pPr>
-              <w:keepNext/>
               <w:spacing w:before="79" w:after="79" w:line="276" w:lineRule="auto"/>
             </w:pPr>
             <w:r>
@@ -513,7 +459,6 @@
           </w:tcPr>
           <w:p>
             <w:pPr>
-              <w:keepNext/>
               <w:spacing w:before="79" w:after="79" w:line="276" w:lineRule="auto"/>
             </w:pPr>
             <w:r>
@@ -532,7 +477,6 @@
           </w:tcPr>
           <w:p>
             <w:pPr>
-              <w:keepNext/>
               <w:spacing w:before="79" w:after="79" w:line="276" w:lineRule="auto"/>
             </w:pPr>
             <w:r>
@@ -551,7 +495,6 @@
           </w:tcPr>
           <w:p>
             <w:pPr>
-              <w:keepNext/>
               <w:spacing w:before="79" w:after="79" w:line="276" w:lineRule="auto"/>
             </w:pPr>
             <w:r>
@@ -575,7 +518,6 @@
           </w:tcPr>
           <w:p>
             <w:pPr>
-              <w:keepNext/>
               <w:spacing w:before="79" w:after="79" w:line="276" w:lineRule="auto"/>
             </w:pPr>
             <w:r>
@@ -594,7 +536,6 @@
           </w:tcPr>
           <w:p>
             <w:pPr>
-              <w:keepNext/>
               <w:spacing w:before="79" w:after="79" w:line="276" w:lineRule="auto"/>
             </w:pPr>
             <w:r>
@@ -613,7 +554,6 @@
           </w:tcPr>
           <w:p>
             <w:pPr>
-              <w:keepNext/>
               <w:spacing w:before="79" w:after="79" w:line="276" w:lineRule="auto"/>
             </w:pPr>
             <w:r>
@@ -632,7 +572,6 @@
           </w:tcPr>
           <w:p>
             <w:pPr>
-              <w:keepNext/>
               <w:spacing w:before="79" w:after="79" w:line="276" w:lineRule="auto"/>
             </w:pPr>
             <w:r>
@@ -656,7 +595,6 @@
           </w:tcPr>
           <w:p>
             <w:pPr>
-              <w:keepNext/>
               <w:spacing w:before="79" w:after="79" w:line="276" w:lineRule="auto"/>
             </w:pPr>
             <w:r>
@@ -675,7 +613,6 @@
           </w:tcPr>
           <w:p>
             <w:pPr>
-              <w:keepNext/>
               <w:spacing w:before="79" w:after="79" w:line="276" w:lineRule="auto"/>
             </w:pPr>
             <w:r>
@@ -694,7 +631,6 @@
           </w:tcPr>
           <w:p>
             <w:pPr>
-              <w:keepNext/>
               <w:spacing w:before="79" w:after="79" w:line="276" w:lineRule="auto"/>
             </w:pPr>
             <w:r>
@@ -713,7 +649,6 @@
           </w:tcPr>
           <w:p>
             <w:pPr>
-              <w:keepNext/>
               <w:spacing w:before="79" w:after="79" w:line="276" w:lineRule="auto"/>
             </w:pPr>
             <w:r>
@@ -737,7 +672,6 @@
           </w:tcPr>
           <w:p>
             <w:pPr>
-              <w:keepNext/>
               <w:spacing w:before="79" w:after="79" w:line="276" w:lineRule="auto"/>
             </w:pPr>
             <w:r>
@@ -756,7 +690,6 @@
           </w:tcPr>
           <w:p>
             <w:pPr>
-              <w:keepNext/>
               <w:spacing w:before="79" w:after="79" w:line="276" w:lineRule="auto"/>
             </w:pPr>
             <w:r>
@@ -775,7 +708,6 @@
           </w:tcPr>
           <w:p>
             <w:pPr>
-              <w:keepNext/>
               <w:spacing w:before="79" w:after="79" w:line="276" w:lineRule="auto"/>
             </w:pPr>
             <w:r>
@@ -794,7 +726,6 @@
           </w:tcPr>
           <w:p>
             <w:pPr>
-              <w:keepNext/>
               <w:spacing w:before="79" w:after="79" w:line="276" w:lineRule="auto"/>
             </w:pPr>
             <w:r>
@@ -802,7 +733,7 @@
                 <w:rFonts w:ascii="Calibri" w:hAnsi="Calibri"/>
                 <w:sz w:val="20"/>
               </w:rPr>
-              <w:t>années 1, 3, 5, 10, 15, 20, 30, 40, 50 ; score le plus faible entre deux relevés</w:t>
+              <w:t>années 1, 3, 5, 10, 15, 20, 30, 40, 50, ou calendrier propre calé sur une certification en exploitation (cinq ans au plus entre deux relevés) ; score le plus faible entre deux relevés</w:t>
             </w:r>
           </w:p>
         </w:tc>
@@ -818,7 +749,6 @@
           </w:tcPr>
           <w:p>
             <w:pPr>
-              <w:keepNext/>
               <w:spacing w:before="79" w:after="79" w:line="276" w:lineRule="auto"/>
             </w:pPr>
             <w:r>
@@ -837,7 +767,6 @@
           </w:tcPr>
           <w:p>
             <w:pPr>
-              <w:keepNext/>
               <w:spacing w:before="79" w:after="79" w:line="276" w:lineRule="auto"/>
             </w:pPr>
             <w:r>
@@ -856,7 +785,6 @@
           </w:tcPr>
           <w:p>
             <w:pPr>
-              <w:keepNext/>
               <w:spacing w:before="79" w:after="79" w:line="276" w:lineRule="auto"/>
             </w:pPr>
             <w:r>
@@ -875,7 +803,6 @@
           </w:tcPr>
           <w:p>
             <w:pPr>
-              <w:keepNext/>
               <w:spacing w:before="79" w:after="79" w:line="276" w:lineRule="auto"/>
             </w:pPr>
             <w:r>
@@ -883,7 +810,7 @@
                 <w:rFonts w:ascii="Calibri" w:hAnsi="Calibri"/>
                 <w:sz w:val="20"/>
               </w:rPr>
-              <w:t>objectifs de certification comptés comme obligations</w:t>
+              <w:t>seules les obligations légales, réglementaires et contractuelles se déduisent ; la certification volontaire n'est pas déduite et elle est publiée avec chaque lot</w:t>
             </w:r>
           </w:p>
         </w:tc>
@@ -899,7 +826,6 @@
           </w:tcPr>
           <w:p>
             <w:pPr>
-              <w:keepNext/>
               <w:spacing w:before="79" w:after="79" w:line="276" w:lineRule="auto"/>
             </w:pPr>
             <w:r>
@@ -918,7 +844,6 @@
           </w:tcPr>
           <w:p>
             <w:pPr>
-              <w:keepNext/>
               <w:spacing w:before="79" w:after="79" w:line="276" w:lineRule="auto"/>
             </w:pPr>
             <w:r>
@@ -937,7 +862,6 @@
           </w:tcPr>
           <w:p>
             <w:pPr>
-              <w:keepNext/>
               <w:spacing w:before="79" w:after="79" w:line="276" w:lineRule="auto"/>
             </w:pPr>
             <w:r>
@@ -956,7 +880,6 @@
           </w:tcPr>
           <w:p>
             <w:pPr>
-              <w:keepNext/>
               <w:spacing w:before="79" w:after="79" w:line="276" w:lineRule="auto"/>
             </w:pPr>
             <w:r>
@@ -980,7 +903,6 @@
           </w:tcPr>
           <w:p>
             <w:pPr>
-              <w:keepNext/>
               <w:spacing w:before="79" w:after="79" w:line="276" w:lineRule="auto"/>
             </w:pPr>
             <w:r>
@@ -999,7 +921,6 @@
           </w:tcPr>
           <w:p>
             <w:pPr>
-              <w:keepNext/>
               <w:spacing w:before="79" w:after="79" w:line="276" w:lineRule="auto"/>
             </w:pPr>
             <w:r>
@@ -1018,7 +939,6 @@
           </w:tcPr>
           <w:p>
             <w:pPr>
-              <w:keepNext/>
               <w:spacing w:before="79" w:after="79" w:line="276" w:lineRule="auto"/>
             </w:pPr>
             <w:r>
@@ -1037,7 +957,6 @@
           </w:tcPr>
           <w:p>
             <w:pPr>
-              <w:keepNext/>
               <w:spacing w:before="79" w:after="79" w:line="276" w:lineRule="auto"/>
             </w:pPr>
             <w:r>
@@ -1123,6 +1042,83 @@
                 <w:sz w:val="20"/>
               </w:rPr>
               <w:t>neutralisée : le risque d'échec est porté par le constat avant émission et la réserve</w:t>
+            </w:r>
+          </w:p>
+        </w:tc>
+      </w:tr>
+      <w:tr>
+        <w:trPr>
+          <w:cantSplit/>
+        </w:trPr>
+        <w:tc>
+          <w:tcPr>
+            <w:tcW w:type="dxa" w:w="858"/>
+            <w:vAlign w:val="center"/>
+          </w:tcPr>
+          <w:p>
+            <w:pPr>
+              <w:spacing w:before="79" w:after="79" w:line="276" w:lineRule="auto"/>
+            </w:pPr>
+            <w:r>
+              <w:rPr>
+                <w:rFonts w:ascii="Calibri" w:hAnsi="Calibri"/>
+                <w:sz w:val="20"/>
+              </w:rPr>
+              <w:t>DC11</w:t>
+            </w:r>
+          </w:p>
+        </w:tc>
+        <w:tc>
+          <w:tcPr>
+            <w:tcW w:type="dxa" w:w="3003"/>
+            <w:vAlign w:val="center"/>
+          </w:tcPr>
+          <w:p>
+            <w:pPr>
+              <w:spacing w:before="79" w:after="79" w:line="276" w:lineRule="auto"/>
+            </w:pPr>
+            <w:r>
+              <w:rPr>
+                <w:rFonts w:ascii="Calibri" w:hAnsi="Calibri"/>
+                <w:sz w:val="20"/>
+              </w:rPr>
+              <w:t>Indépendance de l'écologue</w:t>
+            </w:r>
+          </w:p>
+        </w:tc>
+        <w:tc>
+          <w:tcPr>
+            <w:tcW w:type="dxa" w:w="1486"/>
+            <w:vAlign w:val="center"/>
+          </w:tcPr>
+          <w:p>
+            <w:pPr>
+              <w:spacing w:before="79" w:after="79" w:line="276" w:lineRule="auto"/>
+            </w:pPr>
+            <w:r>
+              <w:rPr>
+                <w:rFonts w:ascii="Calibri" w:hAnsi="Calibri"/>
+                <w:sz w:val="20"/>
+              </w:rPr>
+              <w:t>C-X13</w:t>
+            </w:r>
+          </w:p>
+        </w:tc>
+        <w:tc>
+          <w:tcPr>
+            <w:tcW w:type="dxa" w:w="4290"/>
+            <w:vAlign w:val="center"/>
+          </w:tcPr>
+          <w:p>
+            <w:pPr>
+              <w:spacing w:before="79" w:after="79" w:line="276" w:lineRule="auto"/>
+            </w:pPr>
+            <w:r>
+              <w:rPr>
+                <w:rFonts w:ascii="Calibri" w:hAnsi="Calibri"/>
+                <w:sz w:val="20"/>
+              </w:rPr>
+              <w:t>relevé du concepteur ou du Biodiversity Partner admis, avec visite et relevé par échantillonnage du vérificateur à chaque vérification</w:t>
             </w:r>
           </w:p>
         </w:tc>
@@ -1235,7 +1231,33 @@
           <w:rFonts w:ascii="Calibri" w:hAnsi="Calibri"/>
           <w:sz w:val="20"/>
         </w:rPr>
-        <w:t>Si un projet vise une certification qui exige un niveau de gain, la part de gain exigée ne se crédite pas : la même amélioration ne doit pas servir à la fois à obtenir un certificat et à vendre des crédits. Le conseil est invité à confirmer ce choix, qui réduit l'intérêt des crédits pour les opérations certifiées Effinature au profit de l'intégrité.</w:t>
+        <w:t>La première rédaction comptait le niveau de gain exigé par une certification comme une obligation. NORMATYS propose de ne déduire que les obligations légales, réglementaires et contractuelles. Une certification volontaire atteste un résultat ; elle n'impose rien au maître d'ouvrage, qui reste libre de la demander, et elle n'acquiert ni ne cède le gain. La déduire priverait de crédits presque toutes les opérations certifiées Effinature, qui visent justement un niveau de gain. En contrepartie, chaque lot publie la certification de l'opération : l'acheteur sait que le gain a aussi servi à l'obtenir. Les standards lus (VNF §5.9, PVN §3.7) n'excluent que les activités imposées par la loi.</w:t>
+      </w:r>
+    </w:p>
+    <w:p>
+      <w:pPr>
+        <w:pStyle w:val="Heading2"/>
+        <w:keepNext/>
+        <w:spacing w:before="397" w:after="170"/>
+      </w:pPr>
+      <w:r>
+        <w:rPr>
+          <w:rFonts w:ascii="Poppins" w:hAnsi="Poppins" w:cs="Poppins" w:eastAsia="Poppins"/>
+          <w:color w:val="1E7A4A"/>
+        </w:rPr>
+        <w:t>DC11. Indépendance de l'écologue</w:t>
+      </w:r>
+    </w:p>
+    <w:p>
+      <w:pPr>
+        <w:spacing w:before="57" w:after="227" w:line="288" w:lineRule="auto"/>
+      </w:pPr>
+      <w:r>
+        <w:rPr>
+          <w:rFonts w:ascii="Calibri" w:hAnsi="Calibri"/>
+          <w:sz w:val="20"/>
+        </w:rPr>
+        <w:t>Dans les opérations certifiées, l'écologue qui connaît le site est souvent celui qui a conçu le projet (le Biodiversity Partner). La première rédaction l'écartait des relevés. NORMATYS propose de l'admettre et de reporter l'exigence d'indépendance sur le vérificateur, comme le font les standards : visite à chaque vérification, relevé par le vérificateur d'au moins une unité sur cinq tirées au sort parmi les plus valorisées, relevé complet par le vérificateur en cas d'écart. Le conseil est invité à dire si l'échantillon proposé suffit.</w:t>
       </w:r>
     </w:p>
     <w:p>
